--- a/reports/CSAD task2 Salahub v18 .docx
+++ b/reports/CSAD task2 Salahub v18 .docx
@@ -284,6 +284,7 @@
           <w:szCs w:val="28"/>
         </w:rPr>
       </w:pPr>
+      <w:proofErr w:type="spellStart"/>
       <w:r>
         <w:rPr>
           <w:rFonts w:ascii="Times New Roman" w:hAnsi="Times New Roman" w:cs="Times New Roman"/>
@@ -292,7 +293,29 @@
           <w:sz w:val="28"/>
           <w:szCs w:val="28"/>
         </w:rPr>
-        <w:t xml:space="preserve">Виконала: </w:t>
+        <w:t>Викона</w:t>
+      </w:r>
+      <w:proofErr w:type="spellEnd"/>
+      <w:r>
+        <w:rPr>
+          <w:rFonts w:ascii="Times New Roman" w:hAnsi="Times New Roman" w:cs="Times New Roman"/>
+          <w:b/>
+          <w:bCs/>
+          <w:sz w:val="28"/>
+          <w:szCs w:val="28"/>
+          <w:lang w:val="ru-RU"/>
+        </w:rPr>
+        <w:t>в</w:t>
+      </w:r>
+      <w:r>
+        <w:rPr>
+          <w:rFonts w:ascii="Times New Roman" w:hAnsi="Times New Roman" w:cs="Times New Roman"/>
+          <w:b/>
+          <w:bCs/>
+          <w:sz w:val="28"/>
+          <w:szCs w:val="28"/>
+        </w:rPr>
+        <w:t xml:space="preserve">: </w:t>
       </w:r>
     </w:p>
     <w:p>
